--- a/dist/BO_NOP_HOAN_CHINH_2026-06/1_papers/P10_ABM/04_ban_dich_vi.docx
+++ b/dist/BO_NOP_HOAN_CHINH_2026-06/1_papers/P10_ABM/04_ban_dich_vi.docx
@@ -85,7 +85,7 @@
         <w:t xml:space="preserve"> </w:t>
       </w:r>
       <w:r>
-        <w:t xml:space="preserve">Năng suất lao động, ln(doanh thu hằng năm trên một lao động thường xuyên) winsorize tại phân vị 1 và 99, được hồi quy theo cường độ xuất khẩu (FSTS, xuất khẩu trực tiếp cộng gián tiếp trên doanh thu) và bình phương của nó, với hiệu ứng cố định ngành và sai số chuẩn vững HC1, theo chuỗi mô hình phân tầng bổ sung dần sở hữu nước ngoài, tuổi doanh nghiệp, giới tính nhà quản trị, năng lực công nghệ (TCI) và chấp nhận số (DAI). Nghiên cứu bổ sung phân tích biên rộng (tham gia xuất khẩu) và bộ kiểm tra độ vững sáu đặc tả.</w:t>
+        <w:t xml:space="preserve">Năng suất lao động, ln(doanh thu hằng năm trên một lao động thường xuyên) cắt đuôi (winsorize) tại phân vị 1 và 99, được hồi quy theo cường độ xuất khẩu (FSTS, xuất khẩu trực tiếp cộng gián tiếp trên doanh thu) và bình phương của nó, với hiệu ứng cố định ngành và sai số chuẩn vững HC1, theo chuỗi mô hình phân tầng bổ sung dần sở hữu nước ngoài, tuổi doanh nghiệp, giới tính nhà quản trị, năng lực công nghệ (TCI) và chấp nhận số (DAI). Nghiên cứu bổ sung phân tích biên rộng (tham gia xuất khẩu) và bộ kiểm tra độ vững sáu đặc tả.</w:t>
       </w:r>
       <w:r>
         <w:t xml:space="preserve"> </w:t>
@@ -612,7 +612,7 @@
         <w:pStyle w:val="FirstParagraph"/>
       </w:pPr>
       <w:r>
-        <w:t xml:space="preserve">Biến phụ thuộc là ln(doanh thu hằng năm trên một lao động thường xuyên), dựng từ d2 và l1, winsorize tại phân vị 1 và 99. Với một nền kinh tế và một đồng tiền, mức năng suất so sánh được trực tiếp trong mẫu, tránh được nhiễu quy đổi tiền tệ (Combs và cộng sự, 2005; Richard và cộng sự, 2009; Cusolito &amp; Maloney, 2018).</w:t>
+        <w:t xml:space="preserve">Biến phụ thuộc là ln(doanh thu hằng năm trên một lao động thường xuyên), dựng từ d2 và l1, cắt đuôi tại phân vị 1 và 99. Với một nền kinh tế và một đồng tiền, mức năng suất so sánh được trực tiếp trong mẫu, tránh được nhiễu quy đổi tiền tệ (Combs và cộng sự, 2005; Richard và cộng sự, 2009; Cusolito &amp; Maloney, 2018).</w:t>
       </w:r>
     </w:p>
     <w:p>
@@ -646,7 +646,7 @@
         <w:pStyle w:val="BodyText"/>
       </w:pPr>
       <w:r>
-        <w:t xml:space="preserve">Tiếp đó ước lượng biên rộng bằng mô hình xác suất tuyến tính của tham gia xuất khẩu theo năng lực, chấp nhận số, sở hữu, tuổi, giới tính và quy mô, với FE ngành và HC1 (H4). Cuối cùng, bộ kiểm tra độ vững sáu đặc tả tái ước lượng hiệu ứng tuyến tính và bậc hai dưới các kiểm soát thay thế (thêm quy mô), các mẫu con (chỉ doanh nghiệp nội địa; chỉ doanh nghiệp xuất khẩu) và ngưỡng winsorize (phân vị 5/95). Mọi ước lượng tái lập được qua</w:t>
+        <w:t xml:space="preserve">Tiếp đó ước lượng biên rộng bằng mô hình xác suất tuyến tính của tham gia xuất khẩu theo năng lực, chấp nhận số, sở hữu, tuổi, giới tính và quy mô, với FE ngành và HC1 (H4). Cuối cùng, bộ kiểm tra độ vững sáu đặc tả tái ước lượng hiệu ứng tuyến tính và bậc hai dưới các kiểm soát thay thế (thêm quy mô), các mẫu con (chỉ doanh nghiệp nội địa; chỉ doanh nghiệp xuất khẩu) và ngưỡng cắt đuôi (phân vị 5/95). Mọi ước lượng tái lập được qua</w:t>
       </w:r>
       <w:r>
         <w:t xml:space="preserve"> </w:t>
